--- a/docs/과업지시서/한국항공대_바이브코딩_창업경진대회_과업지시서.docx
+++ b/docs/과업지시서/한국항공대_바이브코딩_창업경진대회_과업지시서.docx
@@ -1807,7 +1807,7 @@
           <w:sz w:val="21"/>
           <w:szCs w:val="21"/>
         </w:rPr>
-        <w:t xml:space="preserve">강사 섭외 : 「바이브 코딩을 활용한 1인 창업」 및 「AI 코딩 도구로 만드는 MVP」를 주제로 실무 경험을 갖춘 외부 전문 강사를 섭외하여 특강(2시간 기준)을 진행한다.</w:t>
+        <w:t xml:space="preserve">강사 섭외 : 「바이브 코딩을 활용한 1인 창업」 및 「AI 코딩 도구로 만드는 MVP」를 주제로 실무 경험을 갖춘 외부 전문 강사를 섭외하여 특강(2시간 기준)을 진행한다. 강사료는 발주처의 「강사수당 지급기준」 나급(최초 1시간 170,000원, 초과 매시간 80,000원)을 적용한다.</w:t>
       </w:r>
     </w:p>
     <w:p>
@@ -3430,7 +3430,7 @@
                 <w:sz w:val="19"/>
                 <w:szCs w:val="19"/>
               </w:rPr>
-              <w:t xml:space="preserve">바이브 코딩 실습 특강 외부 전문 강사 (2시간 기준)</w:t>
+              <w:t xml:space="preserve">강사수당 지급기준 나급 · 2시간 (170,000원 + 80,000원)</w:t>
             </w:r>
           </w:p>
         </w:tc>
@@ -3456,7 +3456,7 @@
                 <w:sz w:val="19"/>
                 <w:szCs w:val="19"/>
               </w:rPr>
-              <w:t xml:space="preserve">500,000</w:t>
+              <w:t xml:space="preserve">250,000</w:t>
             </w:r>
           </w:p>
         </w:tc>
@@ -4131,7 +4131,7 @@
                 <w:sz w:val="19"/>
                 <w:szCs w:val="19"/>
               </w:rPr>
-              <w:t xml:space="preserve">1,800,000</w:t>
+              <w:t xml:space="preserve">2,050,000</w:t>
             </w:r>
           </w:p>
         </w:tc>
@@ -4221,7 +4221,7 @@
           <w:sz w:val="19"/>
           <w:szCs w:val="19"/>
         </w:rPr>
-        <w:t xml:space="preserve">※ 원 과업지시서 대비 조정 내역 — ① 장려상 단가(200,000원 → 100,000원)와 결승 심사수당(500,000원 → 400,000원)을 조정하고 참가자 기념품 항목을 제외하여 1,700,000원을 확보하였다. ② 확보한 재원은 「실습 환경비」 신설·증액(+1,200,000원)과 1:1 창업 멘토링비 증액(팀당 100,000원 → 150,000원, +500,000원)에 재배분하였다. ③ 총 예산 10,000,000원(부가가치세 포함)은 변동이 없다.</w:t>
+        <w:t xml:space="preserve">※ 원 과업지시서 대비 조정 내역 — ① 장려상 단가(200,000원 → 100,000원)와 결승 심사수당(500,000원 → 400,000원)을 조정하고 참가자 기념품 항목을 제외하여 1,700,000원을 확보하여, 「실습 환경비」 신설·증액(+1,200,000원)과 1:1 창업 멘토링비 증액(팀당 100,000원 → 150,000원, +500,000원)에 재배분하였다. ② 창업 특강 강사료는 발주처 「강사수당 지급기준」 나급(2시간 250,000원)에 맞추어 500,000원에서 250,000원으로 조정하고, 차액 250,000원은 「행사 운영비 및 일반관리비」로 이전하였다. ③ 총 예산 10,000,000원(부가가치세 포함)은 변동이 없다.</w:t>
       </w:r>
     </w:p>
     <w:p>

--- a/docs/과업지시서/한국항공대_바이브코딩_창업경진대회_과업지시서.docx
+++ b/docs/과업지시서/한국항공대_바이브코딩_창업경진대회_과업지시서.docx
@@ -4247,6 +4247,1184 @@
           <w:szCs w:val="18"/>
         </w:rPr>
         <w:t xml:space="preserve">※ 본 예산 배분은 협의용 초안이며, 발주처와의 협의를 거쳐 확정합니다.</w:t>
+      </w:r>
+    </w:p>
+    <w:p>
+      <w:r>
+        <w:br w:type="page"/>
+      </w:r>
+    </w:p>
+    <w:p>
+      <w:pPr>
+        <w:spacing w:after="140" w:before="0" w:line="340"/>
+      </w:pPr>
+      <w:r>
+        <w:rPr>
+          <w:rFonts w:ascii="맑은 고딕" w:cs="맑은 고딕" w:eastAsia="맑은 고딕" w:hAnsi="맑은 고딕" w:hint="eastAsia"/>
+          <w:b/>
+          <w:bCs/>
+          <w:sz w:val="22"/>
+          <w:szCs w:val="22"/>
+        </w:rPr>
+        <w:t xml:space="preserve">◇ 참고 — 강사수당 지급기준 (발주처 기준)</w:t>
+      </w:r>
+    </w:p>
+    <w:tbl>
+      <w:tblPr>
+        <w:tblW w:type="dxa" w:w="9354"/>
+        <w:tblBorders>
+          <w:top w:val="single" w:color="17365D" w:sz="12"/>
+          <w:left w:val="none" w:color="FFFFFF" w:sz="0"/>
+          <w:bottom w:val="single" w:color="17365D" w:sz="12"/>
+          <w:right w:val="none" w:color="FFFFFF" w:sz="0"/>
+          <w:insideH w:val="single" w:color="BFC9D4" w:sz="4"/>
+          <w:insideV w:val="single" w:color="BFC9D4" w:sz="4"/>
+        </w:tblBorders>
+      </w:tblPr>
+      <w:tblGrid>
+        <w:gridCol w:w="1100"/>
+        <w:gridCol w:w="3954"/>
+        <w:gridCol w:w="1400"/>
+        <w:gridCol w:w="1400"/>
+        <w:gridCol w:w="1500"/>
+      </w:tblGrid>
+      <w:tr>
+        <w:trPr>
+          <w:tblHeader/>
+        </w:trPr>
+        <w:tc>
+          <w:tcPr>
+            <w:tcW w:type="dxa" w:w="1100"/>
+            <w:shd w:fill="17365D" w:color="auto" w:val="clear"/>
+            <w:tcMar>
+              <w:top w:type="dxa" w:w="90"/>
+              <w:left w:type="dxa" w:w="130"/>
+              <w:bottom w:type="dxa" w:w="90"/>
+              <w:right w:type="dxa" w:w="130"/>
+            </w:tcMar>
+            <w:vAlign w:val="center"/>
+          </w:tcPr>
+          <w:p>
+            <w:pPr>
+              <w:spacing w:after="0" w:line="290"/>
+              <w:jc w:val="center"/>
+            </w:pPr>
+            <w:r>
+              <w:rPr>
+                <w:rFonts w:ascii="맑은 고딕" w:cs="맑은 고딕" w:eastAsia="맑은 고딕" w:hAnsi="맑은 고딕" w:hint="eastAsia"/>
+                <w:b/>
+                <w:bCs/>
+                <w:color w:val="FFFFFF"/>
+                <w:sz w:val="19"/>
+                <w:szCs w:val="19"/>
+              </w:rPr>
+              <w:t xml:space="preserve">등급</w:t>
+            </w:r>
+          </w:p>
+        </w:tc>
+        <w:tc>
+          <w:tcPr>
+            <w:tcW w:type="dxa" w:w="3954"/>
+            <w:shd w:fill="17365D" w:color="auto" w:val="clear"/>
+            <w:tcMar>
+              <w:top w:type="dxa" w:w="90"/>
+              <w:left w:type="dxa" w:w="130"/>
+              <w:bottom w:type="dxa" w:w="90"/>
+              <w:right w:type="dxa" w:w="130"/>
+            </w:tcMar>
+            <w:vAlign w:val="center"/>
+          </w:tcPr>
+          <w:p>
+            <w:pPr>
+              <w:spacing w:after="0" w:line="290"/>
+              <w:jc w:val="center"/>
+            </w:pPr>
+            <w:r>
+              <w:rPr>
+                <w:rFonts w:ascii="맑은 고딕" w:cs="맑은 고딕" w:eastAsia="맑은 고딕" w:hAnsi="맑은 고딕" w:hint="eastAsia"/>
+                <w:b/>
+                <w:bCs/>
+                <w:color w:val="FFFFFF"/>
+                <w:sz w:val="19"/>
+                <w:szCs w:val="19"/>
+              </w:rPr>
+              <w:t xml:space="preserve">적용대상 (요약)</w:t>
+            </w:r>
+          </w:p>
+        </w:tc>
+        <w:tc>
+          <w:tcPr>
+            <w:tcW w:type="dxa" w:w="1400"/>
+            <w:shd w:fill="17365D" w:color="auto" w:val="clear"/>
+            <w:tcMar>
+              <w:top w:type="dxa" w:w="90"/>
+              <w:left w:type="dxa" w:w="130"/>
+              <w:bottom w:type="dxa" w:w="90"/>
+              <w:right w:type="dxa" w:w="130"/>
+            </w:tcMar>
+            <w:vAlign w:val="center"/>
+          </w:tcPr>
+          <w:p>
+            <w:pPr>
+              <w:spacing w:after="0" w:line="290"/>
+              <w:jc w:val="center"/>
+            </w:pPr>
+            <w:r>
+              <w:rPr>
+                <w:rFonts w:ascii="맑은 고딕" w:cs="맑은 고딕" w:eastAsia="맑은 고딕" w:hAnsi="맑은 고딕" w:hint="eastAsia"/>
+                <w:b/>
+                <w:bCs/>
+                <w:color w:val="FFFFFF"/>
+                <w:sz w:val="19"/>
+                <w:szCs w:val="19"/>
+              </w:rPr>
+              <w:t xml:space="preserve">최초 1시간</w:t>
+            </w:r>
+          </w:p>
+        </w:tc>
+        <w:tc>
+          <w:tcPr>
+            <w:tcW w:type="dxa" w:w="1400"/>
+            <w:shd w:fill="17365D" w:color="auto" w:val="clear"/>
+            <w:tcMar>
+              <w:top w:type="dxa" w:w="90"/>
+              <w:left w:type="dxa" w:w="130"/>
+              <w:bottom w:type="dxa" w:w="90"/>
+              <w:right w:type="dxa" w:w="130"/>
+            </w:tcMar>
+            <w:vAlign w:val="center"/>
+          </w:tcPr>
+          <w:p>
+            <w:pPr>
+              <w:spacing w:after="0" w:line="290"/>
+              <w:jc w:val="center"/>
+            </w:pPr>
+            <w:r>
+              <w:rPr>
+                <w:rFonts w:ascii="맑은 고딕" w:cs="맑은 고딕" w:eastAsia="맑은 고딕" w:hAnsi="맑은 고딕" w:hint="eastAsia"/>
+                <w:b/>
+                <w:bCs/>
+                <w:color w:val="FFFFFF"/>
+                <w:sz w:val="19"/>
+                <w:szCs w:val="19"/>
+              </w:rPr>
+              <w:t xml:space="preserve">초과 매시간</w:t>
+            </w:r>
+          </w:p>
+        </w:tc>
+        <w:tc>
+          <w:tcPr>
+            <w:tcW w:type="dxa" w:w="1500"/>
+            <w:shd w:fill="17365D" w:color="auto" w:val="clear"/>
+            <w:tcMar>
+              <w:top w:type="dxa" w:w="90"/>
+              <w:left w:type="dxa" w:w="130"/>
+              <w:bottom w:type="dxa" w:w="90"/>
+              <w:right w:type="dxa" w:w="130"/>
+            </w:tcMar>
+            <w:vAlign w:val="center"/>
+          </w:tcPr>
+          <w:p>
+            <w:pPr>
+              <w:spacing w:after="0" w:line="290"/>
+              <w:jc w:val="center"/>
+            </w:pPr>
+            <w:r>
+              <w:rPr>
+                <w:rFonts w:ascii="맑은 고딕" w:cs="맑은 고딕" w:eastAsia="맑은 고딕" w:hAnsi="맑은 고딕" w:hint="eastAsia"/>
+                <w:b/>
+                <w:bCs/>
+                <w:color w:val="FFFFFF"/>
+                <w:sz w:val="19"/>
+                <w:szCs w:val="19"/>
+              </w:rPr>
+              <w:t xml:space="preserve">2시간 환산</w:t>
+            </w:r>
+          </w:p>
+        </w:tc>
+      </w:tr>
+      <w:tr>
+        <w:trPr>
+          <w:tblHeader w:val="false"/>
+        </w:trPr>
+        <w:tc>
+          <w:tcPr>
+            <w:tcW w:type="dxa" w:w="1100"/>
+            <w:tcMar>
+              <w:top w:type="dxa" w:w="90"/>
+              <w:left w:type="dxa" w:w="130"/>
+              <w:bottom w:type="dxa" w:w="90"/>
+              <w:right w:type="dxa" w:w="130"/>
+            </w:tcMar>
+            <w:vAlign w:val="center"/>
+          </w:tcPr>
+          <w:p>
+            <w:pPr>
+              <w:spacing w:after="0" w:line="290"/>
+              <w:jc w:val="center"/>
+            </w:pPr>
+            <w:r>
+              <w:rPr>
+                <w:rFonts w:ascii="맑은 고딕" w:cs="맑은 고딕" w:eastAsia="맑은 고딕" w:hAnsi="맑은 고딕" w:hint="eastAsia"/>
+                <w:sz w:val="19"/>
+                <w:szCs w:val="19"/>
+              </w:rPr>
+              <w:t xml:space="preserve">특1급</w:t>
+            </w:r>
+          </w:p>
+        </w:tc>
+        <w:tc>
+          <w:tcPr>
+            <w:tcW w:type="dxa" w:w="3954"/>
+            <w:tcMar>
+              <w:top w:type="dxa" w:w="90"/>
+              <w:left w:type="dxa" w:w="130"/>
+              <w:bottom w:type="dxa" w:w="90"/>
+              <w:right w:type="dxa" w:w="130"/>
+            </w:tcMar>
+            <w:vAlign w:val="center"/>
+          </w:tcPr>
+          <w:p>
+            <w:pPr>
+              <w:spacing w:after="0" w:line="290"/>
+              <w:jc w:val="left"/>
+            </w:pPr>
+            <w:r>
+              <w:rPr>
+                <w:rFonts w:ascii="맑은 고딕" w:cs="맑은 고딕" w:eastAsia="맑은 고딕" w:hAnsi="맑은 고딕" w:hint="eastAsia"/>
+                <w:sz w:val="19"/>
+                <w:szCs w:val="19"/>
+              </w:rPr>
+              <w:t xml:space="preserve">전직 장관(급)·광역자치단체장, 전직 국회의원, 대기업 총수(부회장 이상)</w:t>
+            </w:r>
+          </w:p>
+        </w:tc>
+        <w:tc>
+          <w:tcPr>
+            <w:tcW w:type="dxa" w:w="1400"/>
+            <w:tcMar>
+              <w:top w:type="dxa" w:w="90"/>
+              <w:left w:type="dxa" w:w="130"/>
+              <w:bottom w:type="dxa" w:w="90"/>
+              <w:right w:type="dxa" w:w="130"/>
+            </w:tcMar>
+            <w:vAlign w:val="center"/>
+          </w:tcPr>
+          <w:p>
+            <w:pPr>
+              <w:spacing w:after="0" w:line="290"/>
+              <w:jc w:val="right"/>
+            </w:pPr>
+            <w:r>
+              <w:rPr>
+                <w:rFonts w:ascii="맑은 고딕" w:cs="맑은 고딕" w:eastAsia="맑은 고딕" w:hAnsi="맑은 고딕" w:hint="eastAsia"/>
+                <w:sz w:val="19"/>
+                <w:szCs w:val="19"/>
+              </w:rPr>
+              <w:t xml:space="preserve">400,000</w:t>
+            </w:r>
+          </w:p>
+        </w:tc>
+        <w:tc>
+          <w:tcPr>
+            <w:tcW w:type="dxa" w:w="1400"/>
+            <w:tcMar>
+              <w:top w:type="dxa" w:w="90"/>
+              <w:left w:type="dxa" w:w="130"/>
+              <w:bottom w:type="dxa" w:w="90"/>
+              <w:right w:type="dxa" w:w="130"/>
+            </w:tcMar>
+            <w:vAlign w:val="center"/>
+          </w:tcPr>
+          <w:p>
+            <w:pPr>
+              <w:spacing w:after="0" w:line="290"/>
+              <w:jc w:val="right"/>
+            </w:pPr>
+            <w:r>
+              <w:rPr>
+                <w:rFonts w:ascii="맑은 고딕" w:cs="맑은 고딕" w:eastAsia="맑은 고딕" w:hAnsi="맑은 고딕" w:hint="eastAsia"/>
+                <w:sz w:val="19"/>
+                <w:szCs w:val="19"/>
+              </w:rPr>
+              <w:t xml:space="preserve">300,000</w:t>
+            </w:r>
+          </w:p>
+        </w:tc>
+        <w:tc>
+          <w:tcPr>
+            <w:tcW w:type="dxa" w:w="1500"/>
+            <w:tcMar>
+              <w:top w:type="dxa" w:w="90"/>
+              <w:left w:type="dxa" w:w="130"/>
+              <w:bottom w:type="dxa" w:w="90"/>
+              <w:right w:type="dxa" w:w="130"/>
+            </w:tcMar>
+            <w:vAlign w:val="center"/>
+          </w:tcPr>
+          <w:p>
+            <w:pPr>
+              <w:spacing w:after="0" w:line="290"/>
+              <w:jc w:val="right"/>
+            </w:pPr>
+            <w:r>
+              <w:rPr>
+                <w:rFonts w:ascii="맑은 고딕" w:cs="맑은 고딕" w:eastAsia="맑은 고딕" w:hAnsi="맑은 고딕" w:hint="eastAsia"/>
+                <w:sz w:val="19"/>
+                <w:szCs w:val="19"/>
+              </w:rPr>
+              <w:t xml:space="preserve">700,000</w:t>
+            </w:r>
+          </w:p>
+        </w:tc>
+      </w:tr>
+      <w:tr>
+        <w:trPr>
+          <w:tblHeader w:val="false"/>
+        </w:trPr>
+        <w:tc>
+          <w:tcPr>
+            <w:tcW w:type="dxa" w:w="1100"/>
+            <w:shd w:fill="F4F7FB" w:color="auto" w:val="clear"/>
+            <w:tcMar>
+              <w:top w:type="dxa" w:w="90"/>
+              <w:left w:type="dxa" w:w="130"/>
+              <w:bottom w:type="dxa" w:w="90"/>
+              <w:right w:type="dxa" w:w="130"/>
+            </w:tcMar>
+            <w:vAlign w:val="center"/>
+          </w:tcPr>
+          <w:p>
+            <w:pPr>
+              <w:spacing w:after="0" w:line="290"/>
+              <w:jc w:val="center"/>
+            </w:pPr>
+            <w:r>
+              <w:rPr>
+                <w:rFonts w:ascii="맑은 고딕" w:cs="맑은 고딕" w:eastAsia="맑은 고딕" w:hAnsi="맑은 고딕" w:hint="eastAsia"/>
+                <w:sz w:val="19"/>
+                <w:szCs w:val="19"/>
+              </w:rPr>
+              <w:t xml:space="preserve">특2급</w:t>
+            </w:r>
+          </w:p>
+        </w:tc>
+        <w:tc>
+          <w:tcPr>
+            <w:tcW w:type="dxa" w:w="3954"/>
+            <w:shd w:fill="F4F7FB" w:color="auto" w:val="clear"/>
+            <w:tcMar>
+              <w:top w:type="dxa" w:w="90"/>
+              <w:left w:type="dxa" w:w="130"/>
+              <w:bottom w:type="dxa" w:w="90"/>
+              <w:right w:type="dxa" w:w="130"/>
+            </w:tcMar>
+            <w:vAlign w:val="center"/>
+          </w:tcPr>
+          <w:p>
+            <w:pPr>
+              <w:spacing w:after="0" w:line="290"/>
+              <w:jc w:val="left"/>
+            </w:pPr>
+            <w:r>
+              <w:rPr>
+                <w:rFonts w:ascii="맑은 고딕" w:cs="맑은 고딕" w:eastAsia="맑은 고딕" w:hAnsi="맑은 고딕" w:hint="eastAsia"/>
+                <w:sz w:val="19"/>
+                <w:szCs w:val="19"/>
+              </w:rPr>
+              <w:t xml:space="preserve">전직 차관(급)·기초자치단체장, 대기업 임원, 중견기업 대표</w:t>
+            </w:r>
+          </w:p>
+        </w:tc>
+        <w:tc>
+          <w:tcPr>
+            <w:tcW w:type="dxa" w:w="1400"/>
+            <w:shd w:fill="F4F7FB" w:color="auto" w:val="clear"/>
+            <w:tcMar>
+              <w:top w:type="dxa" w:w="90"/>
+              <w:left w:type="dxa" w:w="130"/>
+              <w:bottom w:type="dxa" w:w="90"/>
+              <w:right w:type="dxa" w:w="130"/>
+            </w:tcMar>
+            <w:vAlign w:val="center"/>
+          </w:tcPr>
+          <w:p>
+            <w:pPr>
+              <w:spacing w:after="0" w:line="290"/>
+              <w:jc w:val="right"/>
+            </w:pPr>
+            <w:r>
+              <w:rPr>
+                <w:rFonts w:ascii="맑은 고딕" w:cs="맑은 고딕" w:eastAsia="맑은 고딕" w:hAnsi="맑은 고딕" w:hint="eastAsia"/>
+                <w:sz w:val="19"/>
+                <w:szCs w:val="19"/>
+              </w:rPr>
+              <w:t xml:space="preserve">300,000</w:t>
+            </w:r>
+          </w:p>
+        </w:tc>
+        <w:tc>
+          <w:tcPr>
+            <w:tcW w:type="dxa" w:w="1400"/>
+            <w:shd w:fill="F4F7FB" w:color="auto" w:val="clear"/>
+            <w:tcMar>
+              <w:top w:type="dxa" w:w="90"/>
+              <w:left w:type="dxa" w:w="130"/>
+              <w:bottom w:type="dxa" w:w="90"/>
+              <w:right w:type="dxa" w:w="130"/>
+            </w:tcMar>
+            <w:vAlign w:val="center"/>
+          </w:tcPr>
+          <w:p>
+            <w:pPr>
+              <w:spacing w:after="0" w:line="290"/>
+              <w:jc w:val="right"/>
+            </w:pPr>
+            <w:r>
+              <w:rPr>
+                <w:rFonts w:ascii="맑은 고딕" w:cs="맑은 고딕" w:eastAsia="맑은 고딕" w:hAnsi="맑은 고딕" w:hint="eastAsia"/>
+                <w:sz w:val="19"/>
+                <w:szCs w:val="19"/>
+              </w:rPr>
+              <w:t xml:space="preserve">200,000</w:t>
+            </w:r>
+          </w:p>
+        </w:tc>
+        <w:tc>
+          <w:tcPr>
+            <w:tcW w:type="dxa" w:w="1500"/>
+            <w:shd w:fill="F4F7FB" w:color="auto" w:val="clear"/>
+            <w:tcMar>
+              <w:top w:type="dxa" w:w="90"/>
+              <w:left w:type="dxa" w:w="130"/>
+              <w:bottom w:type="dxa" w:w="90"/>
+              <w:right w:type="dxa" w:w="130"/>
+            </w:tcMar>
+            <w:vAlign w:val="center"/>
+          </w:tcPr>
+          <w:p>
+            <w:pPr>
+              <w:spacing w:after="0" w:line="290"/>
+              <w:jc w:val="right"/>
+            </w:pPr>
+            <w:r>
+              <w:rPr>
+                <w:rFonts w:ascii="맑은 고딕" w:cs="맑은 고딕" w:eastAsia="맑은 고딕" w:hAnsi="맑은 고딕" w:hint="eastAsia"/>
+                <w:sz w:val="19"/>
+                <w:szCs w:val="19"/>
+              </w:rPr>
+              <w:t xml:space="preserve">500,000</w:t>
+            </w:r>
+          </w:p>
+        </w:tc>
+      </w:tr>
+      <w:tr>
+        <w:trPr>
+          <w:tblHeader w:val="false"/>
+        </w:trPr>
+        <w:tc>
+          <w:tcPr>
+            <w:tcW w:type="dxa" w:w="1100"/>
+            <w:tcMar>
+              <w:top w:type="dxa" w:w="90"/>
+              <w:left w:type="dxa" w:w="130"/>
+              <w:bottom w:type="dxa" w:w="90"/>
+              <w:right w:type="dxa" w:w="130"/>
+            </w:tcMar>
+            <w:vAlign w:val="center"/>
+          </w:tcPr>
+          <w:p>
+            <w:pPr>
+              <w:spacing w:after="0" w:line="290"/>
+              <w:jc w:val="center"/>
+            </w:pPr>
+            <w:r>
+              <w:rPr>
+                <w:rFonts w:ascii="맑은 고딕" w:cs="맑은 고딕" w:eastAsia="맑은 고딕" w:hAnsi="맑은 고딕" w:hint="eastAsia"/>
+                <w:sz w:val="19"/>
+                <w:szCs w:val="19"/>
+              </w:rPr>
+              <w:t xml:space="preserve">가급</w:t>
+            </w:r>
+          </w:p>
+        </w:tc>
+        <w:tc>
+          <w:tcPr>
+            <w:tcW w:type="dxa" w:w="3954"/>
+            <w:tcMar>
+              <w:top w:type="dxa" w:w="90"/>
+              <w:left w:type="dxa" w:w="130"/>
+              <w:bottom w:type="dxa" w:w="90"/>
+              <w:right w:type="dxa" w:w="130"/>
+            </w:tcMar>
+            <w:vAlign w:val="center"/>
+          </w:tcPr>
+          <w:p>
+            <w:pPr>
+              <w:spacing w:after="0" w:line="290"/>
+              <w:jc w:val="left"/>
+            </w:pPr>
+            <w:r>
+              <w:rPr>
+                <w:rFonts w:ascii="맑은 고딕" w:cs="맑은 고딕" w:eastAsia="맑은 고딕" w:hAnsi="맑은 고딕" w:hint="eastAsia"/>
+                <w:sz w:val="19"/>
+                <w:szCs w:val="19"/>
+              </w:rPr>
+              <w:t xml:space="preserve">전직 4급 이상 공무원, 전직 대학의 교수(조교수 이상), 중소기업 대표, 전문직 3년 이상 실무경력자</w:t>
+            </w:r>
+          </w:p>
+        </w:tc>
+        <w:tc>
+          <w:tcPr>
+            <w:tcW w:type="dxa" w:w="1400"/>
+            <w:tcMar>
+              <w:top w:type="dxa" w:w="90"/>
+              <w:left w:type="dxa" w:w="130"/>
+              <w:bottom w:type="dxa" w:w="90"/>
+              <w:right w:type="dxa" w:w="130"/>
+            </w:tcMar>
+            <w:vAlign w:val="center"/>
+          </w:tcPr>
+          <w:p>
+            <w:pPr>
+              <w:spacing w:after="0" w:line="290"/>
+              <w:jc w:val="right"/>
+            </w:pPr>
+            <w:r>
+              <w:rPr>
+                <w:rFonts w:ascii="맑은 고딕" w:cs="맑은 고딕" w:eastAsia="맑은 고딕" w:hAnsi="맑은 고딕" w:hint="eastAsia"/>
+                <w:sz w:val="19"/>
+                <w:szCs w:val="19"/>
+              </w:rPr>
+              <w:t xml:space="preserve">280,000</w:t>
+            </w:r>
+          </w:p>
+        </w:tc>
+        <w:tc>
+          <w:tcPr>
+            <w:tcW w:type="dxa" w:w="1400"/>
+            <w:tcMar>
+              <w:top w:type="dxa" w:w="90"/>
+              <w:left w:type="dxa" w:w="130"/>
+              <w:bottom w:type="dxa" w:w="90"/>
+              <w:right w:type="dxa" w:w="130"/>
+            </w:tcMar>
+            <w:vAlign w:val="center"/>
+          </w:tcPr>
+          <w:p>
+            <w:pPr>
+              <w:spacing w:after="0" w:line="290"/>
+              <w:jc w:val="right"/>
+            </w:pPr>
+            <w:r>
+              <w:rPr>
+                <w:rFonts w:ascii="맑은 고딕" w:cs="맑은 고딕" w:eastAsia="맑은 고딕" w:hAnsi="맑은 고딕" w:hint="eastAsia"/>
+                <w:sz w:val="19"/>
+                <w:szCs w:val="19"/>
+              </w:rPr>
+              <w:t xml:space="preserve">120,000</w:t>
+            </w:r>
+          </w:p>
+        </w:tc>
+        <w:tc>
+          <w:tcPr>
+            <w:tcW w:type="dxa" w:w="1500"/>
+            <w:tcMar>
+              <w:top w:type="dxa" w:w="90"/>
+              <w:left w:type="dxa" w:w="130"/>
+              <w:bottom w:type="dxa" w:w="90"/>
+              <w:right w:type="dxa" w:w="130"/>
+            </w:tcMar>
+            <w:vAlign w:val="center"/>
+          </w:tcPr>
+          <w:p>
+            <w:pPr>
+              <w:spacing w:after="0" w:line="290"/>
+              <w:jc w:val="right"/>
+            </w:pPr>
+            <w:r>
+              <w:rPr>
+                <w:rFonts w:ascii="맑은 고딕" w:cs="맑은 고딕" w:eastAsia="맑은 고딕" w:hAnsi="맑은 고딕" w:hint="eastAsia"/>
+                <w:sz w:val="19"/>
+                <w:szCs w:val="19"/>
+              </w:rPr>
+              <w:t xml:space="preserve">400,000</w:t>
+            </w:r>
+          </w:p>
+        </w:tc>
+      </w:tr>
+      <w:tr>
+        <w:trPr>
+          <w:tblHeader w:val="false"/>
+        </w:trPr>
+        <w:tc>
+          <w:tcPr>
+            <w:tcW w:type="dxa" w:w="1100"/>
+            <w:shd w:fill="FFF2CC" w:color="auto" w:val="clear"/>
+            <w:tcMar>
+              <w:top w:type="dxa" w:w="90"/>
+              <w:left w:type="dxa" w:w="130"/>
+              <w:bottom w:type="dxa" w:w="90"/>
+              <w:right w:type="dxa" w:w="130"/>
+            </w:tcMar>
+            <w:vAlign w:val="center"/>
+          </w:tcPr>
+          <w:p>
+            <w:pPr>
+              <w:spacing w:after="0" w:line="290"/>
+              <w:jc w:val="center"/>
+            </w:pPr>
+            <w:r>
+              <w:rPr>
+                <w:rFonts w:ascii="맑은 고딕" w:cs="맑은 고딕" w:eastAsia="맑은 고딕" w:hAnsi="맑은 고딕" w:hint="eastAsia"/>
+                <w:b/>
+                <w:bCs/>
+                <w:sz w:val="19"/>
+                <w:szCs w:val="19"/>
+              </w:rPr>
+              <w:t xml:space="preserve">나급</w:t>
+            </w:r>
+          </w:p>
+        </w:tc>
+        <w:tc>
+          <w:tcPr>
+            <w:tcW w:type="dxa" w:w="3954"/>
+            <w:shd w:fill="FFF2CC" w:color="auto" w:val="clear"/>
+            <w:tcMar>
+              <w:top w:type="dxa" w:w="90"/>
+              <w:left w:type="dxa" w:w="130"/>
+              <w:bottom w:type="dxa" w:w="90"/>
+              <w:right w:type="dxa" w:w="130"/>
+            </w:tcMar>
+            <w:vAlign w:val="center"/>
+          </w:tcPr>
+          <w:p>
+            <w:pPr>
+              <w:spacing w:after="0" w:line="290"/>
+              <w:jc w:val="left"/>
+            </w:pPr>
+            <w:r>
+              <w:rPr>
+                <w:rFonts w:ascii="맑은 고딕" w:cs="맑은 고딕" w:eastAsia="맑은 고딕" w:hAnsi="맑은 고딕" w:hint="eastAsia"/>
+                <w:b/>
+                <w:bCs/>
+                <w:sz w:val="19"/>
+                <w:szCs w:val="19"/>
+              </w:rPr>
+              <w:t xml:space="preserve">전직 5급(상당) 공무원, 중견기업 부장(급)·중소기업 임원, 국가전문자격증 보유 3년 이상 실무경력자</w:t>
+            </w:r>
+          </w:p>
+        </w:tc>
+        <w:tc>
+          <w:tcPr>
+            <w:tcW w:type="dxa" w:w="1400"/>
+            <w:shd w:fill="FFF2CC" w:color="auto" w:val="clear"/>
+            <w:tcMar>
+              <w:top w:type="dxa" w:w="90"/>
+              <w:left w:type="dxa" w:w="130"/>
+              <w:bottom w:type="dxa" w:w="90"/>
+              <w:right w:type="dxa" w:w="130"/>
+            </w:tcMar>
+            <w:vAlign w:val="center"/>
+          </w:tcPr>
+          <w:p>
+            <w:pPr>
+              <w:spacing w:after="0" w:line="290"/>
+              <w:jc w:val="right"/>
+            </w:pPr>
+            <w:r>
+              <w:rPr>
+                <w:rFonts w:ascii="맑은 고딕" w:cs="맑은 고딕" w:eastAsia="맑은 고딕" w:hAnsi="맑은 고딕" w:hint="eastAsia"/>
+                <w:b/>
+                <w:bCs/>
+                <w:sz w:val="19"/>
+                <w:szCs w:val="19"/>
+              </w:rPr>
+              <w:t xml:space="preserve">170,000</w:t>
+            </w:r>
+          </w:p>
+        </w:tc>
+        <w:tc>
+          <w:tcPr>
+            <w:tcW w:type="dxa" w:w="1400"/>
+            <w:shd w:fill="FFF2CC" w:color="auto" w:val="clear"/>
+            <w:tcMar>
+              <w:top w:type="dxa" w:w="90"/>
+              <w:left w:type="dxa" w:w="130"/>
+              <w:bottom w:type="dxa" w:w="90"/>
+              <w:right w:type="dxa" w:w="130"/>
+            </w:tcMar>
+            <w:vAlign w:val="center"/>
+          </w:tcPr>
+          <w:p>
+            <w:pPr>
+              <w:spacing w:after="0" w:line="290"/>
+              <w:jc w:val="right"/>
+            </w:pPr>
+            <w:r>
+              <w:rPr>
+                <w:rFonts w:ascii="맑은 고딕" w:cs="맑은 고딕" w:eastAsia="맑은 고딕" w:hAnsi="맑은 고딕" w:hint="eastAsia"/>
+                <w:b/>
+                <w:bCs/>
+                <w:sz w:val="19"/>
+                <w:szCs w:val="19"/>
+              </w:rPr>
+              <w:t xml:space="preserve">80,000</w:t>
+            </w:r>
+          </w:p>
+        </w:tc>
+        <w:tc>
+          <w:tcPr>
+            <w:tcW w:type="dxa" w:w="1500"/>
+            <w:shd w:fill="FFF2CC" w:color="auto" w:val="clear"/>
+            <w:tcMar>
+              <w:top w:type="dxa" w:w="90"/>
+              <w:left w:type="dxa" w:w="130"/>
+              <w:bottom w:type="dxa" w:w="90"/>
+              <w:right w:type="dxa" w:w="130"/>
+            </w:tcMar>
+            <w:vAlign w:val="center"/>
+          </w:tcPr>
+          <w:p>
+            <w:pPr>
+              <w:spacing w:after="0" w:line="290"/>
+              <w:jc w:val="right"/>
+            </w:pPr>
+            <w:r>
+              <w:rPr>
+                <w:rFonts w:ascii="맑은 고딕" w:cs="맑은 고딕" w:eastAsia="맑은 고딕" w:hAnsi="맑은 고딕" w:hint="eastAsia"/>
+                <w:b/>
+                <w:bCs/>
+                <w:sz w:val="19"/>
+                <w:szCs w:val="19"/>
+              </w:rPr>
+              <w:t xml:space="preserve">250,000</w:t>
+            </w:r>
+          </w:p>
+        </w:tc>
+      </w:tr>
+      <w:tr>
+        <w:trPr>
+          <w:tblHeader w:val="false"/>
+        </w:trPr>
+        <w:tc>
+          <w:tcPr>
+            <w:tcW w:type="dxa" w:w="1100"/>
+            <w:tcMar>
+              <w:top w:type="dxa" w:w="90"/>
+              <w:left w:type="dxa" w:w="130"/>
+              <w:bottom w:type="dxa" w:w="90"/>
+              <w:right w:type="dxa" w:w="130"/>
+            </w:tcMar>
+            <w:vAlign w:val="center"/>
+          </w:tcPr>
+          <w:p>
+            <w:pPr>
+              <w:spacing w:after="0" w:line="290"/>
+              <w:jc w:val="center"/>
+            </w:pPr>
+            <w:r>
+              <w:rPr>
+                <w:rFonts w:ascii="맑은 고딕" w:cs="맑은 고딕" w:eastAsia="맑은 고딕" w:hAnsi="맑은 고딕" w:hint="eastAsia"/>
+                <w:sz w:val="19"/>
+                <w:szCs w:val="19"/>
+              </w:rPr>
+              <w:t xml:space="preserve">다급</w:t>
+            </w:r>
+          </w:p>
+        </w:tc>
+        <w:tc>
+          <w:tcPr>
+            <w:tcW w:type="dxa" w:w="3954"/>
+            <w:tcMar>
+              <w:top w:type="dxa" w:w="90"/>
+              <w:left w:type="dxa" w:w="130"/>
+              <w:bottom w:type="dxa" w:w="90"/>
+              <w:right w:type="dxa" w:w="130"/>
+            </w:tcMar>
+            <w:vAlign w:val="center"/>
+          </w:tcPr>
+          <w:p>
+            <w:pPr>
+              <w:spacing w:after="0" w:line="290"/>
+              <w:jc w:val="left"/>
+            </w:pPr>
+            <w:r>
+              <w:rPr>
+                <w:rFonts w:ascii="맑은 고딕" w:cs="맑은 고딕" w:eastAsia="맑은 고딕" w:hAnsi="맑은 고딕" w:hint="eastAsia"/>
+                <w:sz w:val="19"/>
+                <w:szCs w:val="19"/>
+              </w:rPr>
+              <w:t xml:space="preserve">전직 6급 이하 공무원, 외국어·전산 등 강사</w:t>
+            </w:r>
+          </w:p>
+        </w:tc>
+        <w:tc>
+          <w:tcPr>
+            <w:tcW w:type="dxa" w:w="1400"/>
+            <w:tcMar>
+              <w:top w:type="dxa" w:w="90"/>
+              <w:left w:type="dxa" w:w="130"/>
+              <w:bottom w:type="dxa" w:w="90"/>
+              <w:right w:type="dxa" w:w="130"/>
+            </w:tcMar>
+            <w:vAlign w:val="center"/>
+          </w:tcPr>
+          <w:p>
+            <w:pPr>
+              <w:spacing w:after="0" w:line="290"/>
+              <w:jc w:val="right"/>
+            </w:pPr>
+            <w:r>
+              <w:rPr>
+                <w:rFonts w:ascii="맑은 고딕" w:cs="맑은 고딕" w:eastAsia="맑은 고딕" w:hAnsi="맑은 고딕" w:hint="eastAsia"/>
+                <w:sz w:val="19"/>
+                <w:szCs w:val="19"/>
+              </w:rPr>
+              <w:t xml:space="preserve">100,000</w:t>
+            </w:r>
+          </w:p>
+        </w:tc>
+        <w:tc>
+          <w:tcPr>
+            <w:tcW w:type="dxa" w:w="1400"/>
+            <w:tcMar>
+              <w:top w:type="dxa" w:w="90"/>
+              <w:left w:type="dxa" w:w="130"/>
+              <w:bottom w:type="dxa" w:w="90"/>
+              <w:right w:type="dxa" w:w="130"/>
+            </w:tcMar>
+            <w:vAlign w:val="center"/>
+          </w:tcPr>
+          <w:p>
+            <w:pPr>
+              <w:spacing w:after="0" w:line="290"/>
+              <w:jc w:val="right"/>
+            </w:pPr>
+            <w:r>
+              <w:rPr>
+                <w:rFonts w:ascii="맑은 고딕" w:cs="맑은 고딕" w:eastAsia="맑은 고딕" w:hAnsi="맑은 고딕" w:hint="eastAsia"/>
+                <w:sz w:val="19"/>
+                <w:szCs w:val="19"/>
+              </w:rPr>
+              <w:t xml:space="preserve">50,000</w:t>
+            </w:r>
+          </w:p>
+        </w:tc>
+        <w:tc>
+          <w:tcPr>
+            <w:tcW w:type="dxa" w:w="1500"/>
+            <w:tcMar>
+              <w:top w:type="dxa" w:w="90"/>
+              <w:left w:type="dxa" w:w="130"/>
+              <w:bottom w:type="dxa" w:w="90"/>
+              <w:right w:type="dxa" w:w="130"/>
+            </w:tcMar>
+            <w:vAlign w:val="center"/>
+          </w:tcPr>
+          <w:p>
+            <w:pPr>
+              <w:spacing w:after="0" w:line="290"/>
+              <w:jc w:val="right"/>
+            </w:pPr>
+            <w:r>
+              <w:rPr>
+                <w:rFonts w:ascii="맑은 고딕" w:cs="맑은 고딕" w:eastAsia="맑은 고딕" w:hAnsi="맑은 고딕" w:hint="eastAsia"/>
+                <w:sz w:val="19"/>
+                <w:szCs w:val="19"/>
+              </w:rPr>
+              <w:t xml:space="preserve">150,000</w:t>
+            </w:r>
+          </w:p>
+        </w:tc>
+      </w:tr>
+      <w:tr>
+        <w:trPr>
+          <w:tblHeader w:val="false"/>
+        </w:trPr>
+        <w:tc>
+          <w:tcPr>
+            <w:tcW w:type="dxa" w:w="1100"/>
+            <w:shd w:fill="F4F7FB" w:color="auto" w:val="clear"/>
+            <w:tcMar>
+              <w:top w:type="dxa" w:w="90"/>
+              <w:left w:type="dxa" w:w="130"/>
+              <w:bottom w:type="dxa" w:w="90"/>
+              <w:right w:type="dxa" w:w="130"/>
+            </w:tcMar>
+            <w:vAlign w:val="center"/>
+          </w:tcPr>
+          <w:p>
+            <w:pPr>
+              <w:spacing w:after="0" w:line="290"/>
+              <w:jc w:val="center"/>
+            </w:pPr>
+            <w:r>
+              <w:rPr>
+                <w:rFonts w:ascii="맑은 고딕" w:cs="맑은 고딕" w:eastAsia="맑은 고딕" w:hAnsi="맑은 고딕" w:hint="eastAsia"/>
+                <w:sz w:val="19"/>
+                <w:szCs w:val="19"/>
+              </w:rPr>
+              <w:t xml:space="preserve">라급</w:t>
+            </w:r>
+          </w:p>
+        </w:tc>
+        <w:tc>
+          <w:tcPr>
+            <w:tcW w:type="dxa" w:w="3954"/>
+            <w:shd w:fill="F4F7FB" w:color="auto" w:val="clear"/>
+            <w:tcMar>
+              <w:top w:type="dxa" w:w="90"/>
+              <w:left w:type="dxa" w:w="130"/>
+              <w:bottom w:type="dxa" w:w="90"/>
+              <w:right w:type="dxa" w:w="130"/>
+            </w:tcMar>
+            <w:vAlign w:val="center"/>
+          </w:tcPr>
+          <w:p>
+            <w:pPr>
+              <w:spacing w:after="0" w:line="290"/>
+              <w:jc w:val="left"/>
+            </w:pPr>
+            <w:r>
+              <w:rPr>
+                <w:rFonts w:ascii="맑은 고딕" w:cs="맑은 고딕" w:eastAsia="맑은 고딕" w:hAnsi="맑은 고딕" w:hint="eastAsia"/>
+                <w:sz w:val="19"/>
+                <w:szCs w:val="19"/>
+              </w:rPr>
+              <w:t xml:space="preserve">체육, 레크리에이션 등 취미·소양 강사</w:t>
+            </w:r>
+          </w:p>
+        </w:tc>
+        <w:tc>
+          <w:tcPr>
+            <w:tcW w:type="dxa" w:w="1400"/>
+            <w:shd w:fill="F4F7FB" w:color="auto" w:val="clear"/>
+            <w:tcMar>
+              <w:top w:type="dxa" w:w="90"/>
+              <w:left w:type="dxa" w:w="130"/>
+              <w:bottom w:type="dxa" w:w="90"/>
+              <w:right w:type="dxa" w:w="130"/>
+            </w:tcMar>
+            <w:vAlign w:val="center"/>
+          </w:tcPr>
+          <w:p>
+            <w:pPr>
+              <w:spacing w:after="0" w:line="290"/>
+              <w:jc w:val="right"/>
+            </w:pPr>
+            <w:r>
+              <w:rPr>
+                <w:rFonts w:ascii="맑은 고딕" w:cs="맑은 고딕" w:eastAsia="맑은 고딕" w:hAnsi="맑은 고딕" w:hint="eastAsia"/>
+                <w:sz w:val="19"/>
+                <w:szCs w:val="19"/>
+              </w:rPr>
+              <w:t xml:space="preserve">80,000</w:t>
+            </w:r>
+          </w:p>
+        </w:tc>
+        <w:tc>
+          <w:tcPr>
+            <w:tcW w:type="dxa" w:w="1400"/>
+            <w:shd w:fill="F4F7FB" w:color="auto" w:val="clear"/>
+            <w:tcMar>
+              <w:top w:type="dxa" w:w="90"/>
+              <w:left w:type="dxa" w:w="130"/>
+              <w:bottom w:type="dxa" w:w="90"/>
+              <w:right w:type="dxa" w:w="130"/>
+            </w:tcMar>
+            <w:vAlign w:val="center"/>
+          </w:tcPr>
+          <w:p>
+            <w:pPr>
+              <w:spacing w:after="0" w:line="290"/>
+              <w:jc w:val="right"/>
+            </w:pPr>
+            <w:r>
+              <w:rPr>
+                <w:rFonts w:ascii="맑은 고딕" w:cs="맑은 고딕" w:eastAsia="맑은 고딕" w:hAnsi="맑은 고딕" w:hint="eastAsia"/>
+                <w:sz w:val="19"/>
+                <w:szCs w:val="19"/>
+              </w:rPr>
+              <w:t xml:space="preserve">40,000</w:t>
+            </w:r>
+          </w:p>
+        </w:tc>
+        <w:tc>
+          <w:tcPr>
+            <w:tcW w:type="dxa" w:w="1500"/>
+            <w:shd w:fill="F4F7FB" w:color="auto" w:val="clear"/>
+            <w:tcMar>
+              <w:top w:type="dxa" w:w="90"/>
+              <w:left w:type="dxa" w:w="130"/>
+              <w:bottom w:type="dxa" w:w="90"/>
+              <w:right w:type="dxa" w:w="130"/>
+            </w:tcMar>
+            <w:vAlign w:val="center"/>
+          </w:tcPr>
+          <w:p>
+            <w:pPr>
+              <w:spacing w:after="0" w:line="290"/>
+              <w:jc w:val="right"/>
+            </w:pPr>
+            <w:r>
+              <w:rPr>
+                <w:rFonts w:ascii="맑은 고딕" w:cs="맑은 고딕" w:eastAsia="맑은 고딕" w:hAnsi="맑은 고딕" w:hint="eastAsia"/>
+                <w:sz w:val="19"/>
+                <w:szCs w:val="19"/>
+              </w:rPr>
+              <w:t xml:space="preserve">120,000</w:t>
+            </w:r>
+          </w:p>
+        </w:tc>
+      </w:tr>
+      <w:tr>
+        <w:trPr>
+          <w:tblHeader w:val="false"/>
+        </w:trPr>
+        <w:tc>
+          <w:tcPr>
+            <w:tcW w:type="dxa" w:w="1100"/>
+            <w:tcMar>
+              <w:top w:type="dxa" w:w="90"/>
+              <w:left w:type="dxa" w:w="130"/>
+              <w:bottom w:type="dxa" w:w="90"/>
+              <w:right w:type="dxa" w:w="130"/>
+            </w:tcMar>
+            <w:vAlign w:val="center"/>
+          </w:tcPr>
+          <w:p>
+            <w:pPr>
+              <w:spacing w:after="0" w:line="290"/>
+              <w:jc w:val="center"/>
+            </w:pPr>
+            <w:r>
+              <w:rPr>
+                <w:rFonts w:ascii="맑은 고딕" w:cs="맑은 고딕" w:eastAsia="맑은 고딕" w:hAnsi="맑은 고딕" w:hint="eastAsia"/>
+                <w:sz w:val="19"/>
+                <w:szCs w:val="19"/>
+              </w:rPr>
+              <w:t xml:space="preserve">마급</w:t>
+            </w:r>
+          </w:p>
+        </w:tc>
+        <w:tc>
+          <w:tcPr>
+            <w:tcW w:type="dxa" w:w="3954"/>
+            <w:tcMar>
+              <w:top w:type="dxa" w:w="90"/>
+              <w:left w:type="dxa" w:w="130"/>
+              <w:bottom w:type="dxa" w:w="90"/>
+              <w:right w:type="dxa" w:w="130"/>
+            </w:tcMar>
+            <w:vAlign w:val="center"/>
+          </w:tcPr>
+          <w:p>
+            <w:pPr>
+              <w:spacing w:after="0" w:line="290"/>
+              <w:jc w:val="left"/>
+            </w:pPr>
+            <w:r>
+              <w:rPr>
+                <w:rFonts w:ascii="맑은 고딕" w:cs="맑은 고딕" w:eastAsia="맑은 고딕" w:hAnsi="맑은 고딕" w:hint="eastAsia"/>
+                <w:sz w:val="19"/>
+                <w:szCs w:val="19"/>
+              </w:rPr>
+              <w:t xml:space="preserve">각종 교육운영(실기실습 등) 보조자</w:t>
+            </w:r>
+          </w:p>
+        </w:tc>
+        <w:tc>
+          <w:tcPr>
+            <w:tcW w:type="dxa" w:w="1400"/>
+            <w:tcMar>
+              <w:top w:type="dxa" w:w="90"/>
+              <w:left w:type="dxa" w:w="130"/>
+              <w:bottom w:type="dxa" w:w="90"/>
+              <w:right w:type="dxa" w:w="130"/>
+            </w:tcMar>
+            <w:vAlign w:val="center"/>
+          </w:tcPr>
+          <w:p>
+            <w:pPr>
+              <w:spacing w:after="0" w:line="290"/>
+              <w:jc w:val="right"/>
+            </w:pPr>
+            <w:r>
+              <w:rPr>
+                <w:rFonts w:ascii="맑은 고딕" w:cs="맑은 고딕" w:eastAsia="맑은 고딕" w:hAnsi="맑은 고딕" w:hint="eastAsia"/>
+                <w:sz w:val="19"/>
+                <w:szCs w:val="19"/>
+              </w:rPr>
+              <w:t xml:space="preserve">60,000</w:t>
+            </w:r>
+          </w:p>
+        </w:tc>
+        <w:tc>
+          <w:tcPr>
+            <w:tcW w:type="dxa" w:w="1400"/>
+            <w:tcMar>
+              <w:top w:type="dxa" w:w="90"/>
+              <w:left w:type="dxa" w:w="130"/>
+              <w:bottom w:type="dxa" w:w="90"/>
+              <w:right w:type="dxa" w:w="130"/>
+            </w:tcMar>
+            <w:vAlign w:val="center"/>
+          </w:tcPr>
+          <w:p>
+            <w:pPr>
+              <w:spacing w:after="0" w:line="290"/>
+              <w:jc w:val="right"/>
+            </w:pPr>
+            <w:r>
+              <w:rPr>
+                <w:rFonts w:ascii="맑은 고딕" w:cs="맑은 고딕" w:eastAsia="맑은 고딕" w:hAnsi="맑은 고딕" w:hint="eastAsia"/>
+                <w:sz w:val="19"/>
+                <w:szCs w:val="19"/>
+              </w:rPr>
+              <w:t xml:space="preserve">30,000</w:t>
+            </w:r>
+          </w:p>
+        </w:tc>
+        <w:tc>
+          <w:tcPr>
+            <w:tcW w:type="dxa" w:w="1500"/>
+            <w:tcMar>
+              <w:top w:type="dxa" w:w="90"/>
+              <w:left w:type="dxa" w:w="130"/>
+              <w:bottom w:type="dxa" w:w="90"/>
+              <w:right w:type="dxa" w:w="130"/>
+            </w:tcMar>
+            <w:vAlign w:val="center"/>
+          </w:tcPr>
+          <w:p>
+            <w:pPr>
+              <w:spacing w:after="0" w:line="290"/>
+              <w:jc w:val="right"/>
+            </w:pPr>
+            <w:r>
+              <w:rPr>
+                <w:rFonts w:ascii="맑은 고딕" w:cs="맑은 고딕" w:eastAsia="맑은 고딕" w:hAnsi="맑은 고딕" w:hint="eastAsia"/>
+                <w:sz w:val="19"/>
+                <w:szCs w:val="19"/>
+              </w:rPr>
+              <w:t xml:space="preserve">90,000</w:t>
+            </w:r>
+          </w:p>
+        </w:tc>
+      </w:tr>
+    </w:tbl>
+    <w:p>
+      <w:pPr>
+        <w:spacing w:after="120" w:before="140" w:line="340"/>
+      </w:pPr>
+      <w:r>
+        <w:rPr>
+          <w:rFonts w:ascii="맑은 고딕" w:cs="맑은 고딕" w:eastAsia="맑은 고딕" w:hAnsi="맑은 고딕" w:hint="eastAsia"/>
+          <w:sz w:val="18"/>
+          <w:szCs w:val="18"/>
+        </w:rPr>
+        <w:t xml:space="preserve">※ 본 과업의 창업 특강(2시간)은 나급을 적용하여 170,000원 + 80,000원 = 250,000원으로 계상하였다. 2025년 용역도 동일하게 나급을 적용하였다(4시간 410,000원, 3시간 330,000원). 강사가 중소기업 대표 등 가급 요건에 해당할 경우 2시간 400,000원까지 적용할 수 있다.</w:t>
       </w:r>
     </w:p>
     <w:p>

--- a/docs/과업지시서/한국항공대_바이브코딩_창업경진대회_과업지시서.docx
+++ b/docs/과업지시서/한국항공대_바이브코딩_창업경진대회_과업지시서.docx
@@ -767,7 +767,7 @@
           <w:sz w:val="21"/>
           <w:szCs w:val="21"/>
         </w:rPr>
-        <w:t xml:space="preserve">참가 대상 : 한국항공대학교 학부 및 대학원 재학생 (개인 또는 팀, 팀당 1~4인)</w:t>
+        <w:t xml:space="preserve">참가 대상 : 고양시 및 경기북부에 거주하는 대학교(대학원 포함) 재학생 (개인 또는 1~4인 팀)</w:t>
       </w:r>
     </w:p>
     <w:p>
@@ -1861,7 +1861,7 @@
           <w:sz w:val="21"/>
           <w:szCs w:val="21"/>
         </w:rPr>
-        <w:t xml:space="preserve">대상 : 경진대회 참가 희망자 전체 및 바이브 코딩·AI 창업에 관심 있는 항공대 재학생 누구나 참여할 수 있도록 운영한다. (정원 60명 내외)</w:t>
+        <w:t xml:space="preserve">대상 : 경진대회 참가 희망자 전체 및 바이브 코딩·AI 창업에 관심 있는 고양시·경기북부 거주 대학(원)생 누구나 참여할 수 있도록 운영한다. (정원 60명 내외)</w:t>
       </w:r>
     </w:p>
     <w:p>
